--- a/tests/Canvas.Export.Tests/Fidelity/artifacts/latest/landscape-section/word.docx
+++ b/tests/Canvas.Export.Tests/Fidelity/artifacts/latest/landscape-section/word.docx
@@ -5,7 +5,7 @@
     <w:p>
       <w:r>
         <w:drawing>
-          <wp:anchor xmlns:wp="http://schemas.openxmlformats.org/drawingml/2006/wordprocessingDrawing" distT="0" distB="0" distL="0" distR="0" relativeHeight="0" behindDoc="0" locked="0" layoutInCell="1" allowOverlap="1">
+          <wp:anchor xmlns:wp="http://schemas.openxmlformats.org/drawingml/2006/wordprocessingDrawing" distT="0" distB="0" distL="0" distR="0" simplePos="0" relativeHeight="0" behindDoc="0" locked="0" layoutInCell="1" allowOverlap="1">
             <wp:simplePos x="0" y="0"/>
             <wp:positionH relativeFrom="page">
               <wp:posOffset>508000</wp:posOffset>
@@ -286,7 +286,7 @@
         <w:spacing w:before="480"/>
         <w:ind w:left="800"/>
       </w:pPr>
-      <w:hyperlink xmlns:r="http://schemas.openxmlformats.org/officeDocument/2006/relationships" r:id="Rdf6d1d28a33c4a20">
+      <w:hyperlink xmlns:r="http://schemas.openxmlformats.org/officeDocument/2006/relationships" r:id="Re674b84a21ad4b87">
         <w:r>
           <w:rPr>
             <w:color w:val="2563EB"/>
@@ -303,4 +303,13 @@
     </w:sectPr>
   </w:body>
 </w:document>
+</file>
+
+<file path=word/styles.xml><?xml version="1.0" encoding="utf-8"?>
+<w:styles xmlns:w="http://schemas.openxmlformats.org/wordprocessingml/2006/main">
+  <w:style w:type="paragraph" w:styleId="Normal" w:default="true">
+    <w:name w:val="Normal"/>
+    <w:qFormat/>
+  </w:style>
+</w:styles>
 </file>
--- a/tests/Canvas.Export.Tests/Fidelity/artifacts/latest/landscape-section/word.docx
+++ b/tests/Canvas.Export.Tests/Fidelity/artifacts/latest/landscape-section/word.docx
@@ -286,7 +286,7 @@
         <w:spacing w:before="480"/>
         <w:ind w:left="800"/>
       </w:pPr>
-      <w:hyperlink xmlns:r="http://schemas.openxmlformats.org/officeDocument/2006/relationships" r:id="Re674b84a21ad4b87">
+      <w:hyperlink xmlns:r="http://schemas.openxmlformats.org/officeDocument/2006/relationships" r:id="R4d3a7513ed044d40">
         <w:r>
           <w:rPr>
             <w:color w:val="2563EB"/>

--- a/tests/Canvas.Export.Tests/Fidelity/artifacts/latest/landscape-section/word.docx
+++ b/tests/Canvas.Export.Tests/Fidelity/artifacts/latest/landscape-section/word.docx
@@ -286,7 +286,7 @@
         <w:spacing w:before="480"/>
         <w:ind w:left="800"/>
       </w:pPr>
-      <w:hyperlink xmlns:r="http://schemas.openxmlformats.org/officeDocument/2006/relationships" r:id="R4d3a7513ed044d40">
+      <w:hyperlink xmlns:r="http://schemas.openxmlformats.org/officeDocument/2006/relationships" r:id="R1d94a52afa94432b">
         <w:r>
           <w:rPr>
             <w:color w:val="2563EB"/>

--- a/tests/Canvas.Export.Tests/Fidelity/artifacts/latest/landscape-section/word.docx
+++ b/tests/Canvas.Export.Tests/Fidelity/artifacts/latest/landscape-section/word.docx
@@ -286,7 +286,7 @@
         <w:spacing w:before="480"/>
         <w:ind w:left="800"/>
       </w:pPr>
-      <w:hyperlink xmlns:r="http://schemas.openxmlformats.org/officeDocument/2006/relationships" r:id="R1d94a52afa94432b">
+      <w:hyperlink xmlns:r="http://schemas.openxmlformats.org/officeDocument/2006/relationships" r:id="Rd9bf2fcab41d4375">
         <w:r>
           <w:rPr>
             <w:color w:val="2563EB"/>

--- a/tests/Canvas.Export.Tests/Fidelity/artifacts/latest/landscape-section/word.docx
+++ b/tests/Canvas.Export.Tests/Fidelity/artifacts/latest/landscape-section/word.docx
@@ -286,7 +286,7 @@
         <w:spacing w:before="480"/>
         <w:ind w:left="800"/>
       </w:pPr>
-      <w:hyperlink xmlns:r="http://schemas.openxmlformats.org/officeDocument/2006/relationships" r:id="Rd9bf2fcab41d4375">
+      <w:hyperlink xmlns:r="http://schemas.openxmlformats.org/officeDocument/2006/relationships" r:id="R9cee8bdde1904ec5">
         <w:r>
           <w:rPr>
             <w:color w:val="2563EB"/>

--- a/tests/Canvas.Export.Tests/Fidelity/artifacts/latest/landscape-section/word.docx
+++ b/tests/Canvas.Export.Tests/Fidelity/artifacts/latest/landscape-section/word.docx
@@ -286,7 +286,7 @@
         <w:spacing w:before="480"/>
         <w:ind w:left="800"/>
       </w:pPr>
-      <w:hyperlink xmlns:r="http://schemas.openxmlformats.org/officeDocument/2006/relationships" r:id="R9cee8bdde1904ec5">
+      <w:hyperlink xmlns:r="http://schemas.openxmlformats.org/officeDocument/2006/relationships" r:id="Rc24cbb7f18f042f8">
         <w:r>
           <w:rPr>
             <w:color w:val="2563EB"/>

--- a/tests/Canvas.Export.Tests/Fidelity/artifacts/latest/landscape-section/word.docx
+++ b/tests/Canvas.Export.Tests/Fidelity/artifacts/latest/landscape-section/word.docx
@@ -60,13 +60,9 @@
         </w:drawing>
       </w:r>
     </w:p>
-    <w:p>
-      <w:pPr>
-        <w:spacing w:before="400"/>
-      </w:pPr>
-    </w:p>
     <w:tbl>
       <w:tblPr>
+        <w:tblpPr w:leftFromText="0" w:rightFromText="0" w:topFromText="0" w:bottomFromText="0" w:vertAnchor="page" w:horzAnchor="page" w:tblpX="800" w:tblpY="1720"/>
         <w:tblW w:w="15200" w:type="dxa"/>
         <w:tblLayout w:type="fixed"/>
         <w:tblBorders>
@@ -77,7 +73,6 @@
           <w:insideH w:val="single" w:color="334155" w:sz="1"/>
           <w:insideV w:val="single" w:color="334155" w:sz="1"/>
         </w:tblBorders>
-        <w:tblInd w:w="800" w:type="dxa"/>
       </w:tblPr>
       <w:tblGrid>
         <w:gridCol w:w="3800"/>
@@ -286,7 +281,7 @@
         <w:spacing w:before="480"/>
         <w:ind w:left="800"/>
       </w:pPr>
-      <w:hyperlink xmlns:r="http://schemas.openxmlformats.org/officeDocument/2006/relationships" r:id="Rc24cbb7f18f042f8">
+      <w:hyperlink xmlns:r="http://schemas.openxmlformats.org/officeDocument/2006/relationships" r:id="Rbee4ccfc6ac2447b">
         <w:r>
           <w:rPr>
             <w:color w:val="2563EB"/>
